--- a/2026/PRESENTATION_SUJET_FEVRIER2026_CANISIUS_V1.docx
+++ b/2026/PRESENTATION_SUJET_FEVRIER2026_CANISIUS_V1.docx
@@ -4750,16 +4750,20 @@
                     <w:rPr>
                       <w:rFonts w:ascii="Arial Narrow" w:hAnsi="Arial Narrow"/>
                     </w:rPr>
-                    <w:t xml:space="preserve">documents </w:t>
-                  </w:r>
-                  <w:proofErr w:type="spellStart"/>
-                  <w:r>
-                    <w:rPr>
-                      <w:rFonts w:ascii="Arial Narrow" w:hAnsi="Arial Narrow"/>
-                    </w:rPr>
-                    <w:t>adminstratifs</w:t>
-                  </w:r>
-                  <w:proofErr w:type="spellEnd"/>
+                    <w:t>documents admin</w:t>
+                  </w:r>
+                  <w:r>
+                    <w:rPr>
+                      <w:rFonts w:ascii="Arial Narrow" w:hAnsi="Arial Narrow"/>
+                    </w:rPr>
+                    <w:t>i</w:t>
+                  </w:r>
+                  <w:r>
+                    <w:rPr>
+                      <w:rFonts w:ascii="Arial Narrow" w:hAnsi="Arial Narrow"/>
+                    </w:rPr>
+                    <w:t>stratifs</w:t>
+                  </w:r>
                   <w:r>
                     <w:rPr>
                       <w:rFonts w:ascii="Arial Narrow" w:hAnsi="Arial Narrow"/>
